--- a/backend-exhibits/Teams to Slack Basic Plan - Basic Include.docx
+++ b/backend-exhibits/Teams to Slack Basic Plan - Basic Include.docx
@@ -42,14 +42,14 @@
               <w:ind w:left="14"/>
               <w:jc w:val="center"/>
               <w:rPr>
-                <w:rFonts w:ascii="Arial"/>
+                <w:rFonts w:ascii="Arial" w:hAnsi="Arial" w:cs="Arial" w:eastAsia="Arial"/>
                 <w:b/>
                 <w:sz w:val="21"/>
               </w:rPr>
             </w:pPr>
             <w:r>
               <w:rPr>
-                <w:rFonts w:ascii="Arial"/>
+                <w:rFonts w:ascii="Arial" w:hAnsi="Arial" w:cs="Arial" w:eastAsia="Arial"/>
                 <w:b/>
                 <w:sz w:val="21"/>
               </w:rPr>
@@ -57,16 +57,16 @@
             </w:r>
             <w:r>
               <w:rPr>
-                <w:rFonts w:ascii="Arial"/>
-                <w:b/>
-                <w:spacing w:val="-4"/>
-                <w:sz w:val="21"/>
-              </w:rPr>
-              <w:t xml:space="preserve"> </w:t>
-            </w:r>
-            <w:r>
-              <w:rPr>
-                <w:rFonts w:ascii="Arial"/>
+                <w:rFonts w:ascii="Arial" w:hAnsi="Arial" w:cs="Arial" w:eastAsia="Arial"/>
+                <w:b/>
+                <w:spacing w:val="-4"/>
+                <w:sz w:val="21"/>
+              </w:rPr>
+              <w:t xml:space="preserve"> </w:t>
+            </w:r>
+            <w:r>
+              <w:rPr>
+                <w:rFonts w:ascii="Arial" w:hAnsi="Arial" w:cs="Arial" w:eastAsia="Arial"/>
                 <w:b/>
                 <w:sz w:val="21"/>
               </w:rPr>
@@ -74,7 +74,7 @@
             </w:r>
             <w:r>
               <w:rPr>
-                <w:rFonts w:ascii="Arial"/>
+                <w:rFonts w:ascii="Arial" w:hAnsi="Arial" w:cs="Arial" w:eastAsia="Arial"/>
                 <w:b/>
                 <w:spacing w:val="-3"/>
                 <w:sz w:val="21"/>
@@ -83,7 +83,7 @@
             </w:r>
             <w:r>
               <w:rPr>
-                <w:rFonts w:ascii="Arial"/>
+                <w:rFonts w:ascii="Arial" w:hAnsi="Arial" w:cs="Arial" w:eastAsia="Arial"/>
                 <w:b/>
                 <w:sz w:val="21"/>
               </w:rPr>
@@ -91,7 +91,7 @@
             </w:r>
             <w:r>
               <w:rPr>
-                <w:rFonts w:ascii="Arial"/>
+                <w:rFonts w:ascii="Arial" w:hAnsi="Arial" w:cs="Arial" w:eastAsia="Arial"/>
                 <w:b/>
                 <w:spacing w:val="-3"/>
                 <w:sz w:val="21"/>
@@ -100,7 +100,7 @@
             </w:r>
             <w:r>
               <w:rPr>
-                <w:rFonts w:ascii="Arial"/>
+                <w:rFonts w:ascii="Arial" w:hAnsi="Arial" w:cs="Arial" w:eastAsia="Arial"/>
                 <w:b/>
                 <w:spacing w:val="-2"/>
                 <w:sz w:val="21"/>
@@ -123,14 +123,14 @@
               <w:pStyle w:val="TableParagraph"/>
               <w:spacing w:before="43"/>
               <w:rPr>
-                <w:rFonts w:ascii="Arial"/>
+                <w:rFonts w:ascii="Arial" w:hAnsi="Arial" w:cs="Arial" w:eastAsia="Arial"/>
                 <w:b/>
                 <w:sz w:val="21"/>
               </w:rPr>
             </w:pPr>
             <w:r>
               <w:rPr>
-                <w:rFonts w:ascii="Arial"/>
+                <w:rFonts w:ascii="Arial" w:hAnsi="Arial" w:cs="Arial" w:eastAsia="Arial"/>
                 <w:b/>
                 <w:sz w:val="21"/>
               </w:rPr>
@@ -138,7 +138,7 @@
             </w:r>
             <w:r>
               <w:rPr>
-                <w:rFonts w:ascii="Arial"/>
+                <w:rFonts w:ascii="Arial" w:hAnsi="Arial" w:cs="Arial" w:eastAsia="Arial"/>
                 <w:b/>
                 <w:spacing w:val="-2"/>
                 <w:sz w:val="21"/>
@@ -147,7 +147,7 @@
             </w:r>
             <w:r>
               <w:rPr>
-                <w:rFonts w:ascii="Arial"/>
+                <w:rFonts w:ascii="Arial" w:hAnsi="Arial" w:cs="Arial" w:eastAsia="Arial"/>
                 <w:b/>
                 <w:sz w:val="21"/>
               </w:rPr>
@@ -155,7 +155,7 @@
             </w:r>
             <w:r>
               <w:rPr>
-                <w:rFonts w:ascii="Arial"/>
+                <w:rFonts w:ascii="Arial" w:hAnsi="Arial" w:cs="Arial" w:eastAsia="Arial"/>
                 <w:b/>
                 <w:spacing w:val="-2"/>
                 <w:sz w:val="21"/>
@@ -193,14 +193,14 @@
               <w:pStyle w:val="TableParagraph"/>
               <w:spacing w:before="43"/>
               <w:rPr>
-                <w:rFonts w:ascii="Arial"/>
+                <w:rFonts w:ascii="Arial" w:hAnsi="Arial" w:cs="Arial" w:eastAsia="Arial"/>
                 <w:b/>
                 <w:sz w:val="21"/>
               </w:rPr>
             </w:pPr>
             <w:r>
               <w:rPr>
-                <w:rFonts w:ascii="Arial"/>
+                <w:rFonts w:ascii="Arial" w:hAnsi="Arial" w:cs="Arial" w:eastAsia="Arial"/>
                 <w:b/>
                 <w:sz w:val="21"/>
               </w:rPr>
@@ -208,7 +208,7 @@
             </w:r>
             <w:r>
               <w:rPr>
-                <w:rFonts w:ascii="Arial"/>
+                <w:rFonts w:ascii="Arial" w:hAnsi="Arial" w:cs="Arial" w:eastAsia="Arial"/>
                 <w:b/>
                 <w:spacing w:val="-2"/>
                 <w:sz w:val="21"/>
@@ -409,14 +409,14 @@
               <w:pStyle w:val="TableParagraph"/>
               <w:spacing w:before="43"/>
               <w:rPr>
-                <w:rFonts w:ascii="Arial"/>
+                <w:rFonts w:ascii="Arial" w:hAnsi="Arial" w:cs="Arial" w:eastAsia="Arial"/>
                 <w:b/>
                 <w:sz w:val="21"/>
               </w:rPr>
             </w:pPr>
             <w:r>
               <w:rPr>
-                <w:rFonts w:ascii="Arial"/>
+                <w:rFonts w:ascii="Arial" w:hAnsi="Arial" w:cs="Arial" w:eastAsia="Arial"/>
                 <w:b/>
                 <w:sz w:val="21"/>
               </w:rPr>
@@ -424,7 +424,7 @@
             </w:r>
             <w:r>
               <w:rPr>
-                <w:rFonts w:ascii="Arial"/>
+                <w:rFonts w:ascii="Arial" w:hAnsi="Arial" w:cs="Arial" w:eastAsia="Arial"/>
                 <w:b/>
                 <w:spacing w:val="-2"/>
                 <w:sz w:val="21"/>
@@ -546,14 +546,14 @@
               <w:pStyle w:val="TableParagraph"/>
               <w:spacing w:before="58"/>
               <w:rPr>
-                <w:rFonts w:ascii="Arial"/>
+                <w:rFonts w:ascii="Arial" w:hAnsi="Arial" w:cs="Arial" w:eastAsia="Arial"/>
                 <w:b/>
                 <w:sz w:val="21"/>
               </w:rPr>
             </w:pPr>
             <w:r>
               <w:rPr>
-                <w:rFonts w:ascii="Arial"/>
+                <w:rFonts w:ascii="Arial" w:hAnsi="Arial" w:cs="Arial" w:eastAsia="Arial"/>
                 <w:b/>
                 <w:sz w:val="21"/>
               </w:rPr>
@@ -561,7 +561,7 @@
             </w:r>
             <w:r>
               <w:rPr>
-                <w:rFonts w:ascii="Arial"/>
+                <w:rFonts w:ascii="Arial" w:hAnsi="Arial" w:cs="Arial" w:eastAsia="Arial"/>
                 <w:b/>
                 <w:spacing w:val="-2"/>
                 <w:sz w:val="21"/>
@@ -683,14 +683,14 @@
               <w:pStyle w:val="TableParagraph"/>
               <w:spacing w:before="43"/>
               <w:rPr>
-                <w:rFonts w:ascii="Arial"/>
+                <w:rFonts w:ascii="Arial" w:hAnsi="Arial" w:cs="Arial" w:eastAsia="Arial"/>
                 <w:b/>
                 <w:sz w:val="21"/>
               </w:rPr>
             </w:pPr>
             <w:r>
               <w:rPr>
-                <w:rFonts w:ascii="Arial"/>
+                <w:rFonts w:ascii="Arial" w:hAnsi="Arial" w:cs="Arial" w:eastAsia="Arial"/>
                 <w:b/>
                 <w:sz w:val="21"/>
               </w:rPr>
@@ -698,7 +698,7 @@
             </w:r>
             <w:r>
               <w:rPr>
-                <w:rFonts w:ascii="Arial"/>
+                <w:rFonts w:ascii="Arial" w:hAnsi="Arial" w:cs="Arial" w:eastAsia="Arial"/>
                 <w:b/>
                 <w:spacing w:val="-2"/>
                 <w:sz w:val="21"/>
@@ -885,14 +885,14 @@
               <w:pStyle w:val="TableParagraph"/>
               <w:spacing w:before="43"/>
               <w:rPr>
-                <w:rFonts w:ascii="Arial"/>
+                <w:rFonts w:ascii="Arial" w:hAnsi="Arial" w:cs="Arial" w:eastAsia="Arial"/>
                 <w:b/>
                 <w:sz w:val="21"/>
               </w:rPr>
             </w:pPr>
             <w:r>
               <w:rPr>
-                <w:rFonts w:ascii="Arial"/>
+                <w:rFonts w:ascii="Arial" w:hAnsi="Arial" w:cs="Arial" w:eastAsia="Arial"/>
                 <w:b/>
                 <w:sz w:val="21"/>
               </w:rPr>
@@ -900,7 +900,7 @@
             </w:r>
             <w:r>
               <w:rPr>
-                <w:rFonts w:ascii="Arial"/>
+                <w:rFonts w:ascii="Arial" w:hAnsi="Arial" w:cs="Arial" w:eastAsia="Arial"/>
                 <w:b/>
                 <w:spacing w:val="-2"/>
                 <w:sz w:val="21"/>
@@ -1087,14 +1087,14 @@
               <w:pStyle w:val="TableParagraph"/>
               <w:spacing w:before="43"/>
               <w:rPr>
-                <w:rFonts w:ascii="Arial"/>
+                <w:rFonts w:ascii="Arial" w:hAnsi="Arial" w:cs="Arial" w:eastAsia="Arial"/>
                 <w:b/>
                 <w:sz w:val="21"/>
               </w:rPr>
             </w:pPr>
             <w:r>
               <w:rPr>
-                <w:rFonts w:ascii="Arial"/>
+                <w:rFonts w:ascii="Arial" w:hAnsi="Arial" w:cs="Arial" w:eastAsia="Arial"/>
                 <w:b/>
                 <w:spacing w:val="-2"/>
                 <w:sz w:val="21"/>
@@ -1103,7 +1103,7 @@
             </w:r>
             <w:r>
               <w:rPr>
-                <w:rFonts w:ascii="Arial"/>
+                <w:rFonts w:ascii="Arial" w:hAnsi="Arial" w:cs="Arial" w:eastAsia="Arial"/>
                 <w:b/>
                 <w:spacing w:val="-8"/>
                 <w:sz w:val="21"/>
@@ -1112,7 +1112,7 @@
             </w:r>
             <w:r>
               <w:rPr>
-                <w:rFonts w:ascii="Arial"/>
+                <w:rFonts w:ascii="Arial" w:hAnsi="Arial" w:cs="Arial" w:eastAsia="Arial"/>
                 <w:b/>
                 <w:spacing w:val="-2"/>
                 <w:sz w:val="21"/>
@@ -1241,14 +1241,14 @@
               <w:pStyle w:val="TableParagraph"/>
               <w:spacing w:before="43"/>
               <w:rPr>
-                <w:rFonts w:ascii="Arial"/>
+                <w:rFonts w:ascii="Arial" w:hAnsi="Arial" w:cs="Arial" w:eastAsia="Arial"/>
                 <w:b/>
                 <w:sz w:val="21"/>
               </w:rPr>
             </w:pPr>
             <w:r>
               <w:rPr>
-                <w:rFonts w:ascii="Arial"/>
+                <w:rFonts w:ascii="Arial" w:hAnsi="Arial" w:cs="Arial" w:eastAsia="Arial"/>
                 <w:b/>
                 <w:spacing w:val="-2"/>
                 <w:sz w:val="21"/>
@@ -1409,14 +1409,14 @@
               <w:pStyle w:val="TableParagraph"/>
               <w:spacing w:before="43"/>
               <w:rPr>
-                <w:rFonts w:ascii="Arial"/>
+                <w:rFonts w:ascii="Arial" w:hAnsi="Arial" w:cs="Arial" w:eastAsia="Arial"/>
                 <w:b/>
                 <w:sz w:val="21"/>
               </w:rPr>
             </w:pPr>
             <w:r>
               <w:rPr>
-                <w:rFonts w:ascii="Arial"/>
+                <w:rFonts w:ascii="Arial" w:hAnsi="Arial" w:cs="Arial" w:eastAsia="Arial"/>
                 <w:b/>
                 <w:spacing w:val="-2"/>
                 <w:sz w:val="21"/>
@@ -1592,14 +1592,14 @@
               <w:pStyle w:val="TableParagraph"/>
               <w:spacing w:before="43"/>
               <w:rPr>
-                <w:rFonts w:ascii="Arial"/>
+                <w:rFonts w:ascii="Arial" w:hAnsi="Arial" w:cs="Arial" w:eastAsia="Arial"/>
                 <w:b/>
                 <w:sz w:val="21"/>
               </w:rPr>
             </w:pPr>
             <w:r>
               <w:rPr>
-                <w:rFonts w:ascii="Arial"/>
+                <w:rFonts w:ascii="Arial" w:hAnsi="Arial" w:cs="Arial" w:eastAsia="Arial"/>
                 <w:b/>
                 <w:sz w:val="21"/>
               </w:rPr>
@@ -1607,7 +1607,7 @@
             </w:r>
             <w:r>
               <w:rPr>
-                <w:rFonts w:ascii="Arial"/>
+                <w:rFonts w:ascii="Arial" w:hAnsi="Arial" w:cs="Arial" w:eastAsia="Arial"/>
                 <w:b/>
                 <w:spacing w:val="-2"/>
                 <w:sz w:val="21"/>
@@ -1768,17 +1768,17 @@
               <w:pStyle w:val="TableParagraph"/>
               <w:spacing w:before="61"/>
               <w:rPr>
-                <w:rFonts w:ascii="Arial"/>
-                <w:b/>
-                <w:sz w:val="19"/>
+                <w:rFonts w:ascii="Arial" w:hAnsi="Arial" w:cs="Arial" w:eastAsia="Arial"/>
+                <w:b/>
+                <w:sz w:val="21"/>
               </w:rPr>
             </w:pPr>
             <w:r>
               <w:rPr>
-                <w:rFonts w:ascii="Arial"/>
+                <w:rFonts w:ascii="Arial" w:hAnsi="Arial" w:cs="Arial" w:eastAsia="Arial"/>
                 <w:b/>
                 <w:spacing w:val="-2"/>
-                <w:sz w:val="19"/>
+                <w:sz w:val="21"/>
               </w:rPr>
               <w:t>Emojis:</w:t>
             </w:r>
@@ -1963,14 +1963,14 @@
               <w:ind w:left="14"/>
               <w:jc w:val="center"/>
               <w:rPr>
-                <w:rFonts w:ascii="Arial"/>
+                <w:rFonts w:ascii="Arial" w:hAnsi="Arial" w:cs="Arial" w:eastAsia="Arial"/>
                 <w:b/>
                 <w:sz w:val="21"/>
               </w:rPr>
             </w:pPr>
             <w:r>
               <w:rPr>
-                <w:rFonts w:ascii="Arial"/>
+                <w:rFonts w:ascii="Arial" w:hAnsi="Arial" w:cs="Arial" w:eastAsia="Arial"/>
                 <w:b/>
                 <w:sz w:val="21"/>
               </w:rPr>
@@ -1979,16 +1979,16 @@
             </w:r>
             <w:r>
               <w:rPr>
-                <w:rFonts w:ascii="Arial"/>
-                <w:b/>
-                <w:spacing w:val="-4"/>
-                <w:sz w:val="21"/>
-              </w:rPr>
-              <w:t xml:space="preserve"> </w:t>
-            </w:r>
-            <w:r>
-              <w:rPr>
-                <w:rFonts w:ascii="Arial"/>
+                <w:rFonts w:ascii="Arial" w:hAnsi="Arial" w:cs="Arial" w:eastAsia="Arial"/>
+                <w:b/>
+                <w:spacing w:val="-4"/>
+                <w:sz w:val="21"/>
+              </w:rPr>
+              <w:t xml:space="preserve"> </w:t>
+            </w:r>
+            <w:r>
+              <w:rPr>
+                <w:rFonts w:ascii="Arial" w:hAnsi="Arial" w:cs="Arial" w:eastAsia="Arial"/>
                 <w:b/>
                 <w:sz w:val="21"/>
               </w:rPr>
@@ -1996,7 +1996,7 @@
             </w:r>
             <w:r>
               <w:rPr>
-                <w:rFonts w:ascii="Arial"/>
+                <w:rFonts w:ascii="Arial" w:hAnsi="Arial" w:cs="Arial" w:eastAsia="Arial"/>
                 <w:b/>
                 <w:spacing w:val="-3"/>
                 <w:sz w:val="21"/>
@@ -2005,7 +2005,7 @@
             </w:r>
             <w:r>
               <w:rPr>
-                <w:rFonts w:ascii="Arial"/>
+                <w:rFonts w:ascii="Arial" w:hAnsi="Arial" w:cs="Arial" w:eastAsia="Arial"/>
                 <w:b/>
                 <w:sz w:val="21"/>
               </w:rPr>
@@ -2013,7 +2013,7 @@
             </w:r>
             <w:r>
               <w:rPr>
-                <w:rFonts w:ascii="Arial"/>
+                <w:rFonts w:ascii="Arial" w:hAnsi="Arial" w:cs="Arial" w:eastAsia="Arial"/>
                 <w:b/>
                 <w:spacing w:val="-3"/>
                 <w:sz w:val="21"/>
@@ -2022,7 +2022,7 @@
             </w:r>
             <w:r>
               <w:rPr>
-                <w:rFonts w:ascii="Arial"/>
+                <w:rFonts w:ascii="Arial" w:hAnsi="Arial" w:cs="Arial" w:eastAsia="Arial"/>
                 <w:b/>
                 <w:spacing w:val="-2"/>
                 <w:sz w:val="21"/>
@@ -2045,14 +2045,14 @@
               <w:pStyle w:val="TableParagraph"/>
               <w:spacing w:before="43"/>
               <w:rPr>
-                <w:rFonts w:ascii="Arial"/>
+                <w:rFonts w:ascii="Arial" w:hAnsi="Arial" w:cs="Arial" w:eastAsia="Arial"/>
                 <w:b/>
                 <w:sz w:val="21"/>
               </w:rPr>
             </w:pPr>
             <w:r>
               <w:rPr>
-                <w:rFonts w:ascii="Arial"/>
+                <w:rFonts w:ascii="Arial" w:hAnsi="Arial" w:cs="Arial" w:eastAsia="Arial"/>
                 <w:b/>
                 <w:sz w:val="21"/>
               </w:rPr>
@@ -2060,7 +2060,7 @@
             </w:r>
             <w:r>
               <w:rPr>
-                <w:rFonts w:ascii="Arial"/>
+                <w:rFonts w:ascii="Arial" w:hAnsi="Arial" w:cs="Arial" w:eastAsia="Arial"/>
                 <w:b/>
                 <w:spacing w:val="-2"/>
                 <w:sz w:val="21"/>
@@ -2202,14 +2202,14 @@
               <w:pStyle w:val="TableParagraph"/>
               <w:spacing w:before="58" w:line="254" w:lineRule="auto"/>
               <w:rPr>
-                <w:rFonts w:ascii="Arial"/>
+                <w:rFonts w:ascii="Arial" w:hAnsi="Arial" w:cs="Arial" w:eastAsia="Arial"/>
                 <w:b/>
                 <w:sz w:val="21"/>
               </w:rPr>
             </w:pPr>
             <w:r>
               <w:rPr>
-                <w:rFonts w:ascii="Arial"/>
+                <w:rFonts w:ascii="Arial" w:hAnsi="Arial" w:cs="Arial" w:eastAsia="Arial"/>
                 <w:b/>
                 <w:sz w:val="21"/>
               </w:rPr>
@@ -2217,7 +2217,7 @@
             </w:r>
             <w:r>
               <w:rPr>
-                <w:rFonts w:ascii="Arial"/>
+                <w:rFonts w:ascii="Arial" w:hAnsi="Arial" w:cs="Arial" w:eastAsia="Arial"/>
                 <w:b/>
                 <w:spacing w:val="-15"/>
                 <w:sz w:val="21"/>
@@ -2226,7 +2226,7 @@
             </w:r>
             <w:r>
               <w:rPr>
-                <w:rFonts w:ascii="Arial"/>
+                <w:rFonts w:ascii="Arial" w:hAnsi="Arial" w:cs="Arial" w:eastAsia="Arial"/>
                 <w:b/>
                 <w:sz w:val="21"/>
               </w:rPr>
@@ -2234,7 +2234,7 @@
             </w:r>
             <w:r>
               <w:rPr>
-                <w:rFonts w:ascii="Arial"/>
+                <w:rFonts w:ascii="Arial" w:hAnsi="Arial" w:cs="Arial" w:eastAsia="Arial"/>
                 <w:b/>
                 <w:spacing w:val="-15"/>
                 <w:sz w:val="21"/>
@@ -2243,7 +2243,7 @@
             </w:r>
             <w:r>
               <w:rPr>
-                <w:rFonts w:ascii="Arial"/>
+                <w:rFonts w:ascii="Arial" w:hAnsi="Arial" w:cs="Arial" w:eastAsia="Arial"/>
                 <w:b/>
                 <w:sz w:val="21"/>
               </w:rPr>
@@ -2251,7 +2251,7 @@
             </w:r>
             <w:r>
               <w:rPr>
-                <w:rFonts w:ascii="Arial"/>
+                <w:rFonts w:ascii="Arial" w:hAnsi="Arial" w:cs="Arial" w:eastAsia="Arial"/>
                 <w:b/>
                 <w:spacing w:val="-2"/>
                 <w:sz w:val="21"/>
@@ -2425,14 +2425,14 @@
               <w:pStyle w:val="TableParagraph"/>
               <w:spacing w:before="58" w:line="254" w:lineRule="auto"/>
               <w:rPr>
-                <w:rFonts w:ascii="Arial"/>
+                <w:rFonts w:ascii="Arial" w:hAnsi="Arial" w:cs="Arial" w:eastAsia="Arial"/>
                 <w:b/>
                 <w:sz w:val="21"/>
               </w:rPr>
             </w:pPr>
             <w:r>
               <w:rPr>
-                <w:rFonts w:ascii="Arial"/>
+                <w:rFonts w:ascii="Arial" w:hAnsi="Arial" w:cs="Arial" w:eastAsia="Arial"/>
                 <w:b/>
                 <w:spacing w:val="-2"/>
                 <w:sz w:val="21"/>
@@ -2487,10 +2487,10 @@
   <w:docDefaults>
     <w:rPrDefault>
       <w:rPr>
-        <w:rFonts w:asciiTheme="minorHAnsi" w:eastAsiaTheme="minorHAnsi" w:hAnsiTheme="minorHAnsi" w:cstheme="minorBidi"/>
+        <w:rFonts w:ascii="Arial" w:hAnsi="Arial" w:cs="Arial" w:eastAsia="Arial"/>
         <w:kern w:val="2"/>
-        <w:sz w:val="24"/>
-        <w:szCs w:val="24"/>
+        <w:sz w:val="21"/>
+        <w:szCs w:val="21"/>
         <w:lang w:val="en-IN" w:eastAsia="en-US" w:bidi="ar-SA"/>
         <w14:ligatures w14:val="standardContextual"/>
       </w:rPr>
@@ -2899,10 +2899,10 @@
       <w:outlineLvl w:val="0"/>
     </w:pPr>
     <w:rPr>
-      <w:rFonts w:asciiTheme="majorHAnsi" w:eastAsiaTheme="majorEastAsia" w:hAnsiTheme="majorHAnsi" w:cstheme="majorBidi"/>
+      <w:rFonts w:ascii="Arial" w:hAnsi="Arial" w:cs="Arial" w:eastAsia="Arial"/>
       <w:color w:val="0F4761" w:themeColor="accent1" w:themeShade="BF"/>
-      <w:sz w:val="40"/>
-      <w:szCs w:val="40"/>
+      <w:sz w:val="21"/>
+      <w:szCs w:val="21"/>
     </w:rPr>
   </w:style>
   <w:style w:type="paragraph" w:styleId="Heading2">
@@ -2922,10 +2922,10 @@
       <w:outlineLvl w:val="1"/>
     </w:pPr>
     <w:rPr>
-      <w:rFonts w:asciiTheme="majorHAnsi" w:eastAsiaTheme="majorEastAsia" w:hAnsiTheme="majorHAnsi" w:cstheme="majorBidi"/>
+      <w:rFonts w:ascii="Arial" w:hAnsi="Arial" w:cs="Arial" w:eastAsia="Arial"/>
       <w:color w:val="0F4761" w:themeColor="accent1" w:themeShade="BF"/>
-      <w:sz w:val="32"/>
-      <w:szCs w:val="32"/>
+      <w:sz w:val="21"/>
+      <w:szCs w:val="21"/>
     </w:rPr>
   </w:style>
   <w:style w:type="paragraph" w:styleId="Heading3">
@@ -2945,10 +2945,10 @@
       <w:outlineLvl w:val="2"/>
     </w:pPr>
     <w:rPr>
-      <w:rFonts w:eastAsiaTheme="majorEastAsia" w:cstheme="majorBidi"/>
+      <w:rFonts w:ascii="Arial" w:hAnsi="Arial" w:cs="Arial" w:eastAsia="Arial"/>
       <w:color w:val="0F4761" w:themeColor="accent1" w:themeShade="BF"/>
-      <w:sz w:val="28"/>
-      <w:szCs w:val="28"/>
+      <w:sz w:val="21"/>
+      <w:szCs w:val="21"/>
     </w:rPr>
   </w:style>
   <w:style w:type="paragraph" w:styleId="Heading4">
@@ -2968,7 +2968,7 @@
       <w:outlineLvl w:val="3"/>
     </w:pPr>
     <w:rPr>
-      <w:rFonts w:eastAsiaTheme="majorEastAsia" w:cstheme="majorBidi"/>
+      <w:rFonts w:ascii="Arial" w:hAnsi="Arial" w:cs="Arial" w:eastAsia="Arial"/>
       <w:i/>
       <w:iCs/>
       <w:color w:val="0F4761" w:themeColor="accent1" w:themeShade="BF"/>
@@ -2991,7 +2991,7 @@
       <w:outlineLvl w:val="4"/>
     </w:pPr>
     <w:rPr>
-      <w:rFonts w:eastAsiaTheme="majorEastAsia" w:cstheme="majorBidi"/>
+      <w:rFonts w:ascii="Arial" w:hAnsi="Arial" w:cs="Arial" w:eastAsia="Arial"/>
       <w:color w:val="0F4761" w:themeColor="accent1" w:themeShade="BF"/>
     </w:rPr>
   </w:style>
@@ -3012,7 +3012,7 @@
       <w:outlineLvl w:val="5"/>
     </w:pPr>
     <w:rPr>
-      <w:rFonts w:eastAsiaTheme="majorEastAsia" w:cstheme="majorBidi"/>
+      <w:rFonts w:ascii="Arial" w:hAnsi="Arial" w:cs="Arial" w:eastAsia="Arial"/>
       <w:i/>
       <w:iCs/>
       <w:color w:val="595959" w:themeColor="text1" w:themeTint="A6"/>
@@ -3035,7 +3035,7 @@
       <w:outlineLvl w:val="6"/>
     </w:pPr>
     <w:rPr>
-      <w:rFonts w:eastAsiaTheme="majorEastAsia" w:cstheme="majorBidi"/>
+      <w:rFonts w:ascii="Arial" w:hAnsi="Arial" w:cs="Arial" w:eastAsia="Arial"/>
       <w:color w:val="595959" w:themeColor="text1" w:themeTint="A6"/>
     </w:rPr>
   </w:style>
@@ -3056,7 +3056,7 @@
       <w:outlineLvl w:val="7"/>
     </w:pPr>
     <w:rPr>
-      <w:rFonts w:eastAsiaTheme="majorEastAsia" w:cstheme="majorBidi"/>
+      <w:rFonts w:ascii="Arial" w:hAnsi="Arial" w:cs="Arial" w:eastAsia="Arial"/>
       <w:i/>
       <w:iCs/>
       <w:color w:val="272727" w:themeColor="text1" w:themeTint="D8"/>
@@ -3079,7 +3079,7 @@
       <w:outlineLvl w:val="8"/>
     </w:pPr>
     <w:rPr>
-      <w:rFonts w:eastAsiaTheme="majorEastAsia" w:cstheme="majorBidi"/>
+      <w:rFonts w:ascii="Arial" w:hAnsi="Arial" w:cs="Arial" w:eastAsia="Arial"/>
       <w:color w:val="272727" w:themeColor="text1" w:themeTint="D8"/>
     </w:rPr>
   </w:style>
@@ -3117,10 +3117,10 @@
     <w:uiPriority w:val="9"/>
     <w:rsid w:val="009C436E"/>
     <w:rPr>
-      <w:rFonts w:asciiTheme="majorHAnsi" w:eastAsiaTheme="majorEastAsia" w:hAnsiTheme="majorHAnsi" w:cstheme="majorBidi"/>
+      <w:rFonts w:ascii="Arial" w:hAnsi="Arial" w:cs="Arial" w:eastAsia="Arial"/>
       <w:color w:val="0F4761" w:themeColor="accent1" w:themeShade="BF"/>
-      <w:sz w:val="40"/>
-      <w:szCs w:val="40"/>
+      <w:sz w:val="21"/>
+      <w:szCs w:val="21"/>
     </w:rPr>
   </w:style>
   <w:style w:type="character" w:customStyle="1" w:styleId="Heading2Char">
@@ -3131,10 +3131,10 @@
     <w:semiHidden/>
     <w:rsid w:val="009C436E"/>
     <w:rPr>
-      <w:rFonts w:asciiTheme="majorHAnsi" w:eastAsiaTheme="majorEastAsia" w:hAnsiTheme="majorHAnsi" w:cstheme="majorBidi"/>
+      <w:rFonts w:ascii="Arial" w:hAnsi="Arial" w:cs="Arial" w:eastAsia="Arial"/>
       <w:color w:val="0F4761" w:themeColor="accent1" w:themeShade="BF"/>
-      <w:sz w:val="32"/>
-      <w:szCs w:val="32"/>
+      <w:sz w:val="21"/>
+      <w:szCs w:val="21"/>
     </w:rPr>
   </w:style>
   <w:style w:type="character" w:customStyle="1" w:styleId="Heading3Char">
@@ -3145,10 +3145,10 @@
     <w:semiHidden/>
     <w:rsid w:val="009C436E"/>
     <w:rPr>
-      <w:rFonts w:eastAsiaTheme="majorEastAsia" w:cstheme="majorBidi"/>
+      <w:rFonts w:ascii="Arial" w:hAnsi="Arial" w:cs="Arial" w:eastAsia="Arial"/>
       <w:color w:val="0F4761" w:themeColor="accent1" w:themeShade="BF"/>
-      <w:sz w:val="28"/>
-      <w:szCs w:val="28"/>
+      <w:sz w:val="21"/>
+      <w:szCs w:val="21"/>
     </w:rPr>
   </w:style>
   <w:style w:type="character" w:customStyle="1" w:styleId="Heading4Char">
@@ -3159,7 +3159,7 @@
     <w:semiHidden/>
     <w:rsid w:val="009C436E"/>
     <w:rPr>
-      <w:rFonts w:eastAsiaTheme="majorEastAsia" w:cstheme="majorBidi"/>
+      <w:rFonts w:ascii="Arial" w:hAnsi="Arial" w:cs="Arial" w:eastAsia="Arial"/>
       <w:i/>
       <w:iCs/>
       <w:color w:val="0F4761" w:themeColor="accent1" w:themeShade="BF"/>
@@ -3173,7 +3173,7 @@
     <w:semiHidden/>
     <w:rsid w:val="009C436E"/>
     <w:rPr>
-      <w:rFonts w:eastAsiaTheme="majorEastAsia" w:cstheme="majorBidi"/>
+      <w:rFonts w:ascii="Arial" w:hAnsi="Arial" w:cs="Arial" w:eastAsia="Arial"/>
       <w:color w:val="0F4761" w:themeColor="accent1" w:themeShade="BF"/>
     </w:rPr>
   </w:style>
@@ -3185,7 +3185,7 @@
     <w:semiHidden/>
     <w:rsid w:val="009C436E"/>
     <w:rPr>
-      <w:rFonts w:eastAsiaTheme="majorEastAsia" w:cstheme="majorBidi"/>
+      <w:rFonts w:ascii="Arial" w:hAnsi="Arial" w:cs="Arial" w:eastAsia="Arial"/>
       <w:i/>
       <w:iCs/>
       <w:color w:val="595959" w:themeColor="text1" w:themeTint="A6"/>
@@ -3199,7 +3199,7 @@
     <w:semiHidden/>
     <w:rsid w:val="009C436E"/>
     <w:rPr>
-      <w:rFonts w:eastAsiaTheme="majorEastAsia" w:cstheme="majorBidi"/>
+      <w:rFonts w:ascii="Arial" w:hAnsi="Arial" w:cs="Arial" w:eastAsia="Arial"/>
       <w:color w:val="595959" w:themeColor="text1" w:themeTint="A6"/>
     </w:rPr>
   </w:style>
@@ -3211,7 +3211,7 @@
     <w:semiHidden/>
     <w:rsid w:val="009C436E"/>
     <w:rPr>
-      <w:rFonts w:eastAsiaTheme="majorEastAsia" w:cstheme="majorBidi"/>
+      <w:rFonts w:ascii="Arial" w:hAnsi="Arial" w:cs="Arial" w:eastAsia="Arial"/>
       <w:i/>
       <w:iCs/>
       <w:color w:val="272727" w:themeColor="text1" w:themeTint="D8"/>
@@ -3225,7 +3225,7 @@
     <w:semiHidden/>
     <w:rsid w:val="009C436E"/>
     <w:rPr>
-      <w:rFonts w:eastAsiaTheme="majorEastAsia" w:cstheme="majorBidi"/>
+      <w:rFonts w:ascii="Arial" w:hAnsi="Arial" w:cs="Arial" w:eastAsia="Arial"/>
       <w:color w:val="272727" w:themeColor="text1" w:themeTint="D8"/>
     </w:rPr>
   </w:style>
@@ -3242,11 +3242,11 @@
       <w:contextualSpacing/>
     </w:pPr>
     <w:rPr>
-      <w:rFonts w:asciiTheme="majorHAnsi" w:eastAsiaTheme="majorEastAsia" w:hAnsiTheme="majorHAnsi" w:cstheme="majorBidi"/>
+      <w:rFonts w:ascii="Arial" w:hAnsi="Arial" w:cs="Arial" w:eastAsia="Arial"/>
       <w:spacing w:val="-10"/>
       <w:kern w:val="28"/>
-      <w:sz w:val="56"/>
-      <w:szCs w:val="56"/>
+      <w:sz w:val="21"/>
+      <w:szCs w:val="21"/>
     </w:rPr>
   </w:style>
   <w:style w:type="character" w:customStyle="1" w:styleId="TitleChar">
@@ -3256,11 +3256,11 @@
     <w:uiPriority w:val="10"/>
     <w:rsid w:val="009C436E"/>
     <w:rPr>
-      <w:rFonts w:asciiTheme="majorHAnsi" w:eastAsiaTheme="majorEastAsia" w:hAnsiTheme="majorHAnsi" w:cstheme="majorBidi"/>
+      <w:rFonts w:ascii="Arial" w:hAnsi="Arial" w:cs="Arial" w:eastAsia="Arial"/>
       <w:spacing w:val="-10"/>
       <w:kern w:val="28"/>
-      <w:sz w:val="56"/>
-      <w:szCs w:val="56"/>
+      <w:sz w:val="21"/>
+      <w:szCs w:val="21"/>
     </w:rPr>
   </w:style>
   <w:style w:type="paragraph" w:styleId="Subtitle">
@@ -3277,11 +3277,11 @@
       </w:numPr>
     </w:pPr>
     <w:rPr>
-      <w:rFonts w:eastAsiaTheme="majorEastAsia" w:cstheme="majorBidi"/>
+      <w:rFonts w:ascii="Arial" w:hAnsi="Arial" w:cs="Arial" w:eastAsia="Arial"/>
       <w:color w:val="595959" w:themeColor="text1" w:themeTint="A6"/>
       <w:spacing w:val="15"/>
-      <w:sz w:val="28"/>
-      <w:szCs w:val="28"/>
+      <w:sz w:val="21"/>
+      <w:szCs w:val="21"/>
     </w:rPr>
   </w:style>
   <w:style w:type="character" w:customStyle="1" w:styleId="SubtitleChar">
@@ -3291,11 +3291,11 @@
     <w:uiPriority w:val="11"/>
     <w:rsid w:val="009C436E"/>
     <w:rPr>
-      <w:rFonts w:eastAsiaTheme="majorEastAsia" w:cstheme="majorBidi"/>
+      <w:rFonts w:ascii="Arial" w:hAnsi="Arial" w:cs="Arial" w:eastAsia="Arial"/>
       <w:color w:val="595959" w:themeColor="text1" w:themeTint="A6"/>
       <w:spacing w:val="15"/>
-      <w:sz w:val="28"/>
-      <w:szCs w:val="28"/>
+      <w:sz w:val="21"/>
+      <w:szCs w:val="21"/>
     </w:rPr>
   </w:style>
   <w:style w:type="paragraph" w:styleId="Quote">
@@ -3414,10 +3414,10 @@
       <w:ind w:left="67"/>
     </w:pPr>
     <w:rPr>
-      <w:rFonts w:ascii="Arial MT" w:eastAsia="Arial MT" w:hAnsi="Arial MT" w:cs="Arial MT"/>
+      <w:rFonts w:ascii="Arial" w:hAnsi="Arial" w:cs="Arial" w:eastAsia="Arial"/>
       <w:kern w:val="0"/>
-      <w:sz w:val="22"/>
-      <w:szCs w:val="22"/>
+      <w:sz w:val="21"/>
+      <w:szCs w:val="21"/>
       <w:lang w:val="en-US"/>
       <w14:ligatures w14:val="none"/>
     </w:rPr>
